--- a/state-vignettes/michigan_highway_report.docx
+++ b/state-vignettes/michigan_highway_report.docx
@@ -10,57 +10,57 @@
         <w:rPr>
           <w:color w:val="FF5500"/>
         </w:rPr>
-        <w:t>Michigan Ranks 23rd in the Nation in Highway Performance and Cost-Effectiveness</w:t>
+        <w:t>Michigan Ranks 19th in the Nation in Highway Performance and Cost-Effectiveness</w:t>
       </w:r>
     </w:p>
     <w:p>
       <w:r>
-        <w:t>Michigan’s highway system ranks 23rd in the nation in overall cost-effectiveness and condition.</w:t>
+        <w:t>Michigan’s highway system ranks 19th in the nation in overall cost-effectiveness and condition.</w:t>
       </w:r>
     </w:p>
     <w:p>
       <w:r>
-        <w:t>According to the Annual Highway Report by Reason Foundation, this ranking is the same as last year’s.</w:t>
+        <w:t>According to the Annual Highway Report by Reason Foundation, this is a change from the state's previous rankings.</w:t>
       </w:r>
     </w:p>
     <w:p>
       <w:r>
-        <w:t>In safety and condition categories, Michigan’s highways rank 41st in urban Interstate pavement condition, 39th in rural Interstate pavement condition, 34th in urban arterial pavement condition, 16th in rural arterial pavement condition, 43rd in structurally deficient bridges, 22nd in urban fatality rate, and 7th in rural fatality rate.</w:t>
+        <w:t>In safety and condition categories, Michigan’s highways rank 42nd in urban Interstate pavement condition, 40th in rural Interstate pavement condition, 32nd in urban arterial pavement condition, 19th in rural arterial pavement condition, 43rd in structurally deficient bridges, 21st in urban fatality rate, and 12th in rural fatality rate.</w:t>
       </w:r>
     </w:p>
     <w:p>
       <w:r>
-        <w:t>Michigan ranks 15th out of the 50 states in traffic congestion, and its drivers spend 14.57 hours a year stuck in traffic congestion.</w:t>
+        <w:t>Michigan ranks 16th out of the 50 states in traffic congestion, and its drivers spend 16.83 hours a year stuck in traffic congestion.</w:t>
       </w:r>
     </w:p>
     <w:p>
       <w:r>
-        <w:t>In spending and cost-effectiveness, Michigan ranks 39th in capital and bridge disbursements, which are the costs of building new roads and bridges and widening existing ones. Michigan ranks 19th in maintenance spending, such as the costs of repaving roads and filling in potholes. Michigan’s administrative disbursements, including office spending that doesn’t make its way to roads, rank 12th nationwide.</w:t>
+        <w:t>In spending and cost-effectiveness, Michigan ranks 30th in capital and bridge disbursements, which are the costs of building new roads and bridges and widening existing ones. Michigan ranks 13th in maintenance spending, such as the costs of repaving roads and filling in potholes. Michigan’s administrative disbursements, including office spending that doesn’t make its way to roads, rank 8th nationwide.</w:t>
       </w:r>
     </w:p>
     <w:p>
       <w:r>
-        <w:t>Compared to last year, Michigan has the following notable changes in rankings: Urbanized Area Congestion improved by 11 points, from 26 to 15; Capital &amp; Bridge Disbursements worsened by 6 points, from 33 to 39; Other Disbursements worsened by 6 points, from 15 to 21.</w:t>
+        <w:t>Compared to last year, Michigan has the following notable changes in rankings: Capital &amp; Bridge Disbursements improved by 9 points, from 39 to 30; Maintenance Disbursements improved by 6 points, from 19 to 13; Rural Fatality Rate worsened by 5 points, from 7 to 12; Other Fatality Rate worsened by 6 points, from 21 to 27.</w:t>
       </w:r>
     </w:p>
     <w:p>
       <w:r>
-        <w:t>Compared to neighboring and nearby states, Michigan’s overall highway performance is worse than Ohio (5th) and Indiana (18th); better than Wisconsin (31st).</w:t>
+        <w:t>Compared to neighboring and nearby states, Michigan’s overall highway performance is worse than Ohio (5th); better than Wisconsin (33rd) and Indiana (24th).</w:t>
       </w:r>
     </w:p>
     <w:p>
       <w:r>
-        <w:t>Comparing its overall performance to similarly populated states, Michigan ranks better than New Jersey (40th); worse than North Carolina (4th).</w:t>
+        <w:t>Comparing its overall performance to similarly populated states, Michigan ranks better than New Jersey (41st); worse than North Carolina (6th).</w:t>
       </w:r>
     </w:p>
     <w:p>
       <w:r>
-        <w:t>Michigan’s highway system ranks 23rd out of 50 states overall this year, the same ranking as last year.</w:t>
+        <w:t>Michigan’s highway system ranks 19th out of 50 states overall this year, compared to 23rd last year.</w:t>
       </w:r>
     </w:p>
     <w:p>
       <w:r>
-        <w:t>“In terms of improving in the road condition and performance categories, Michigan should focus on reducing Structurally Deficient Bridges and Urban Interstate Pavement Condition. Michigan’s rank of 43rd in Structurally Deficient Bridges makes it one of the worst in the nation for this safety metric,” said Baruch Feigenbaum, lead author of the 29th Annual Highway Report and senior managing director of transportation policy at Reason Foundation.</w:t>
+        <w:t>“In terms of improving in the road condition and performance categories, Michigan should focus on reducing Structurally Deficient Bridges and Urban Interstate Pavement Condition. Michigan’s rank of 43rd in Structurally Deficient Bridges makes it one of the worst in the nation for this safety metric,” said Baruch Feigenbaum, lead author of the 30th Annual Highway Report and senior managing director of transportation policy at Reason Foundation.</w:t>
       </w:r>
     </w:p>
     <w:p>
@@ -70,7 +70,7 @@
           <w:color w:val="FF5500"/>
           <w:sz w:val="28"/>
         </w:rPr>
-        <w:t>MICHIGAN’S RANKINGS IN THE 29TH ANNUAL HIGHWAY REPORT</w:t>
+        <w:t>MICHIGAN’S RANKINGS IN THE 30TH ANNUAL HIGHWAY REPORT</w:t>
       </w:r>
     </w:p>
     <w:tbl>
@@ -148,7 +148,7 @@
               <w:rPr>
                 <w:sz w:val="20"/>
               </w:rPr>
-              <w:t>23</w:t>
+              <w:t>19</w:t>
             </w:r>
           </w:p>
         </w:tc>
@@ -179,7 +179,7 @@
               <w:rPr>
                 <w:sz w:val="20"/>
               </w:rPr>
-              <w:t>39</w:t>
+              <w:t>30</w:t>
             </w:r>
           </w:p>
         </w:tc>
@@ -212,7 +212,7 @@
               <w:rPr>
                 <w:sz w:val="20"/>
               </w:rPr>
-              <w:t>19</w:t>
+              <w:t>13</w:t>
             </w:r>
           </w:p>
         </w:tc>
@@ -243,7 +243,7 @@
               <w:rPr>
                 <w:sz w:val="20"/>
               </w:rPr>
-              <w:t>12</w:t>
+              <w:t>8</w:t>
             </w:r>
           </w:p>
         </w:tc>
@@ -276,7 +276,7 @@
               <w:rPr>
                 <w:sz w:val="20"/>
               </w:rPr>
-              <w:t>21</w:t>
+              <w:t>17</w:t>
             </w:r>
           </w:p>
         </w:tc>
@@ -307,7 +307,7 @@
               <w:rPr>
                 <w:sz w:val="20"/>
               </w:rPr>
-              <w:t>39</w:t>
+              <w:t>40</w:t>
             </w:r>
           </w:p>
         </w:tc>
@@ -340,7 +340,7 @@
               <w:rPr>
                 <w:sz w:val="20"/>
               </w:rPr>
-              <w:t>16</w:t>
+              <w:t>19</w:t>
             </w:r>
           </w:p>
         </w:tc>
@@ -371,7 +371,7 @@
               <w:rPr>
                 <w:sz w:val="20"/>
               </w:rPr>
-              <w:t>41</w:t>
+              <w:t>42</w:t>
             </w:r>
           </w:p>
         </w:tc>
@@ -404,7 +404,7 @@
               <w:rPr>
                 <w:sz w:val="20"/>
               </w:rPr>
-              <w:t>34</w:t>
+              <w:t>32</w:t>
             </w:r>
           </w:p>
         </w:tc>
@@ -435,7 +435,7 @@
               <w:rPr>
                 <w:sz w:val="20"/>
               </w:rPr>
-              <w:t>15</w:t>
+              <w:t>16</w:t>
             </w:r>
           </w:p>
         </w:tc>
@@ -499,7 +499,7 @@
               <w:rPr>
                 <w:sz w:val="20"/>
               </w:rPr>
-              <w:t>7</w:t>
+              <w:t>12</w:t>
             </w:r>
           </w:p>
         </w:tc>
@@ -532,7 +532,7 @@
               <w:rPr>
                 <w:sz w:val="20"/>
               </w:rPr>
-              <w:t>22</w:t>
+              <w:t>21</w:t>
             </w:r>
           </w:p>
         </w:tc>
@@ -563,7 +563,7 @@
               <w:rPr>
                 <w:sz w:val="20"/>
               </w:rPr>
-              <w:t>21</w:t>
+              <w:t>27</w:t>
             </w:r>
           </w:p>
         </w:tc>
@@ -572,12 +572,12 @@
     <w:p>
       <w:r>
         <w:br/>
-        <w:t>Reason Foundation’s 29th Annual Highway Report measures the condition and cost- effectiveness of state-controlled highways in 13 categories, including pavement and bridge conditions, traffic fatalities, and spending. In the performance categories, ranking first implies the state has the best or lowest fatality rate and its road pavement is in the best condition. A ranking of 50th in performance categories means the state has the worst fatality rates or pavement conditions. In simplified terms, in the cost-effectiveness categories, a rank of 50 means the state spends more money, and a first-place ranking means the state spends less money than other states in that category.</w:t>
+        <w:t>Reason Foundation’s 30th Annual Highway Report measures the condition and cost-effectiveness of state-controlled highways in 13 categories, including pavement and bridge conditions, traffic fatalities, and spending. In the performance categories, ranking first implies the state has the best or lowest fatality rate and its road pavement is in the best condition. A ranking of 50th in performance categories means the state has the worst fatality rates or pavement conditions. In simplified terms, in the cost-effectiveness categories, a rank of 50 means the state spends more money, and a first-place ranking means the state spends less money than other states in that category.</w:t>
       </w:r>
     </w:p>
     <w:p>
       <w:r>
-        <w:t>The report’s data are primarily information each state directly reported to the Federal Highway Administration for 2023. Better Roads and Bridges provides the deficient bridge data, and INRIX.com provides the traffic congestion data.</w:t>
+        <w:t>The report’s data are primarily information each state directly reported to the Federal Highway Administration for 2024. Better Roads and Bridges provides the deficient bridge data, and INRIX.com provides the traffic congestion data.</w:t>
       </w:r>
     </w:p>
     <w:sectPr>
